--- a/projects/valuepickr-open-screen/docs/Aarti Pharmalabs.docx
+++ b/projects/valuepickr-open-screen/docs/Aarti Pharmalabs.docx
@@ -2918,6 +2918,187 @@
           <w:szCs w:val="18"/>
         </w:rPr>
         <w:t xml:space="preserve">This is independent research and analysis for informational purposes only, not personalized financial or investment advice. Past multi-bagger performance and forum/social sentiment are not indicators of future returns. Do your own due diligence before investing.</w:t>
+      </w:r>
+    </w:p>
+    <w:p/>
+    <w:p>
+      <w:r>
+        <w:rPr>
+          <w:b/>
+          <w:sz w:val="28"/>
+        </w:rPr>
+        <w:t>🔄 RESEARCH UPDATE - 2026-10-05</w:t>
+      </w:r>
+    </w:p>
+    <w:p>
+      <w:r>
+        <w:rPr>
+          <w:b/>
+        </w:rPr>
+        <w:t>📊 Key Metrics:</w:t>
+      </w:r>
+    </w:p>
+    <w:p>
+      <w:pPr>
+        <w:ind w:left="360"/>
+      </w:pPr>
+      <w:r>
+        <w:t xml:space="preserve">  • Company: Aarti Pharmalabs Ltd</w:t>
+      </w:r>
+    </w:p>
+    <w:p>
+      <w:pPr>
+        <w:ind w:left="360"/>
+      </w:pPr>
+      <w:r>
+        <w:t xml:space="preserve">  • Conviction: Medium</w:t>
+      </w:r>
+    </w:p>
+    <w:p>
+      <w:pPr>
+        <w:ind w:left="360"/>
+      </w:pPr>
+      <w:r>
+        <w:t xml:space="preserve">  • Thesis: neither</w:t>
+      </w:r>
+    </w:p>
+    <w:p>
+      <w:pPr>
+        <w:ind w:left="360"/>
+      </w:pPr>
+      <w:r>
+        <w:t xml:space="preserve">  • 4-Box Score: 2.0</w:t>
+      </w:r>
+    </w:p>
+    <w:p>
+      <w:pPr>
+        <w:ind w:left="360"/>
+      </w:pPr>
+      <w:r>
+        <w:t xml:space="preserve">  • Research Date: 2026-09-01</w:t>
+      </w:r>
+    </w:p>
+    <w:p>
+      <w:pPr>
+        <w:ind w:left="360"/>
+      </w:pPr>
+      <w:r>
+        <w:t xml:space="preserve">  • Red Flag: None</w:t>
+      </w:r>
+    </w:p>
+    <w:p/>
+    <w:p>
+      <w:r>
+        <w:rPr>
+          <w:b/>
+        </w:rPr>
+        <w:t>📝 Verdict:</w:t>
+      </w:r>
+    </w:p>
+    <w:p>
+      <w:pPr>
+        <w:ind w:left="360"/>
+      </w:pPr>
+      <w:r>
+        <w:t>A credible CDMO scale-up with real trusted-user conviction on the thesis, but FY26 was a down year, the pivot burns cash, and management's own 15-18% CAGR guidance is a compounder profile - not a 10x-in-2-3-years one</w:t>
+      </w:r>
+    </w:p>
+    <w:p/>
+    <w:p>
+      <w:r>
+        <w:rPr>
+          <w:b/>
+        </w:rPr>
+        <w:t>📈 Bull Case:</w:t>
+      </w:r>
+    </w:p>
+    <w:p>
+      <w:pPr>
+        <w:ind w:left="360"/>
+      </w:pPr>
+      <w:r>
+        <w:t>Commercial molecule count nearly doubled in under 2 years (21 -&gt; 40), a concrete leading indicator of CDMO pipeline execution; CDMO grew 32% in FY26 and is guided +40-50% in FY27 toward ~USD 100 mn</w:t>
+      </w:r>
+    </w:p>
+    <w:p>
+      <w:pPr>
+        <w:ind w:left="360"/>
+      </w:pPr>
+      <w:r>
+        <w:t>Q1 FY27 rebounded hard from a weak FY26 - revenue +38.7% YoY, PAT +65%, EBITDA margin back to 24.75% on record xanthine and record CDMO</w:t>
+      </w:r>
+    </w:p>
+    <w:p>
+      <w:pPr>
+        <w:ind w:left="360"/>
+      </w:pPr>
+      <w:r>
+        <w:t>Atali facility has substantial unutilized expansion headroom (8-10x per trusted-user estimate); Atali Block 2 brownfield (Rs 149 Cr) approved for CDMO</w:t>
+      </w:r>
+    </w:p>
+    <w:p>
+      <w:pPr>
+        <w:ind w:left="360"/>
+      </w:pPr>
+      <w:r>
+        <w:t>Credit rating upgraded to AA- Stable (Jul 2025) on improving margins and interest coverage</w:t>
+      </w:r>
+    </w:p>
+    <w:p>
+      <w:pPr>
+        <w:ind w:left="360"/>
+      </w:pPr>
+      <w:r>
+        <w:t>Multiple trusted users independently bullish specifically on the CDMO pivot, not just generic sector optimism</w:t>
+      </w:r>
+    </w:p>
+    <w:p/>
+    <w:p>
+      <w:r>
+        <w:rPr>
+          <w:b/>
+        </w:rPr>
+        <w:t>📉 Bear Case:</w:t>
+      </w:r>
+    </w:p>
+    <w:p>
+      <w:pPr>
+        <w:ind w:left="360"/>
+      </w:pPr>
+      <w:r>
+        <w:t>FY26 was a genuine down year (revenue -14%, PAT -36%) on a Rs 33 Cr forex derivative loss, labour codes and Chinese pricing pressure on xanthine - the prior write-up understated this as 'EBITDA +12-15% off a high base'</w:t>
+      </w:r>
+    </w:p>
+    <w:p>
+      <w:pPr>
+        <w:ind w:left="360"/>
+      </w:pPr>
+      <w:r>
+        <w:t>The CDMO pivot is capex- and working-capital-heavy: ~Rs 400 Cr/yr capex, borrowings up 83% to Rs 754 Cr in FY26, negative free cash flow two years running (-Rs 112 Cr, -Rs 186 Cr), inventory 190-280 days</w:t>
+      </w:r>
+    </w:p>
+    <w:p>
+      <w:pPr>
+        <w:ind w:left="360"/>
+      </w:pPr>
+      <w:r>
+        <w:t>Management's own group guidance is a modest 15-18% revenue/EBITDA CAGR over 3-4 years - a solid compounder, not a 10x-in-2-3-years profile</w:t>
+      </w:r>
+    </w:p>
+    <w:p>
+      <w:pPr>
+        <w:ind w:left="360"/>
+      </w:pPr>
+      <w:r>
+        <w:t>Legacy xanthine derivatives (still ~43% of revenue) face structural Chinese price competition; ROE fell to ~8.6% in FY26</w:t>
+      </w:r>
+    </w:p>
+    <w:p>
+      <w:pPr>
+        <w:ind w:left="360"/>
+      </w:pPr>
+      <w:r>
+        <w:t>Two Mar 2026 regulatory/safety items (chemical leak, single-observation FDA Form 483 at Unit IV Tarapur) still not independently confirmed as closed</w:t>
       </w:r>
     </w:p>
     <w:sectPr>
